--- a/paper/Gazula_Agentic_Delay_Resolution_Paper.docx
+++ b/paper/Gazula_Agentic_Delay_Resolution_Paper.docx
@@ -60,6 +60,20 @@
           <w:szCs w:val="20"/>
         </w:rPr>
         <w:t xml:space="preserve">Correspondence: sophiegazula@gmail.com</w:t>
+      </w:r>
+    </w:p>
+    <w:p>
+      <w:pPr>
+        <w:spacing w:after="120" w:line="276"/>
+        <w:jc w:val="center"/>
+      </w:pPr>
+      <w:r>
+        <w:rPr>
+          <w:rFonts w:ascii="Times New Roman" w:cs="Times New Roman" w:eastAsia="Times New Roman" w:hAnsi="Times New Roman"/>
+          <w:sz w:val="20"/>
+          <w:szCs w:val="20"/>
+        </w:rPr>
+        <w:t xml:space="preserve">Code and data: https://doi.org/10.5281/zenodo.23571811</w:t>
       </w:r>
     </w:p>
     <w:p>
@@ -7684,7 +7698,7 @@
           <w:sz w:val="22"/>
           <w:szCs w:val="22"/>
         </w:rPr>
-        <w:t xml:space="preserve"> All data used in this study are synthetic. The data generator, model training code, and simulation code are available from the author on request.</w:t>
+        <w:t xml:space="preserve"> All data used in this study are synthetic. The synthetic dataset, data generator, model training code, and simulation code are openly available at https://github.com/Sophiagazula/agentic-delay-resolution and archived on Zenodo (https://doi.org/10.5281/zenodo.23571811).</w:t>
       </w:r>
     </w:p>
     <w:p>
